--- a/public/templates/special-class-template.docx
+++ b/public/templates/special-class-template.docx
@@ -270,8 +270,7 @@
       <w:tblGrid>
         <w:gridCol w:w="1488"/>
         <w:gridCol w:w="1764"/>
-        <w:gridCol w:w="910"/>
-        <w:gridCol w:w="911"/>
+        <w:gridCol w:w="1821"/>
         <w:gridCol w:w="1798"/>
         <w:gridCol w:w="1805"/>
         <w:gridCol w:w="1639"/>
@@ -347,7 +346,6 @@
         <w:tc>
           <w:tcPr>
             <w:tcW w:w="1821" w:type="dxa"/>
-            <w:gridSpan w:val="2"/>
             <w:tcBorders>
               <w:top w:val="single" w:sz="8" w:space="0" w:color="000000"/>
               <w:start w:val="single" w:sz="2" w:space="0" w:color="000000"/>
@@ -570,7 +568,6 @@
         <w:tc>
           <w:tcPr>
             <w:tcW w:w="1821" w:type="dxa"/>
-            <w:gridSpan w:val="2"/>
             <w:tcBorders>
               <w:top w:val="single" w:sz="2" w:space="0" w:color="000000"/>
               <w:start w:val="single" w:sz="2" w:space="0" w:color="000000"/>
@@ -809,7 +806,6 @@
         <w:tc>
           <w:tcPr>
             <w:tcW w:w="1821" w:type="dxa"/>
-            <w:gridSpan w:val="2"/>
             <w:tcBorders>
               <w:top w:val="single" w:sz="2" w:space="0" w:color="000000"/>
               <w:start w:val="single" w:sz="2" w:space="0" w:color="000000"/>
@@ -1047,7 +1043,7 @@
         </w:tc>
         <w:tc>
           <w:tcPr>
-            <w:tcW w:w="910" w:type="dxa"/>
+            <w:tcW w:w="1821" w:type="dxa"/>
             <w:tcBorders>
               <w:top w:val="single" w:sz="2" w:space="0" w:color="000000"/>
               <w:start w:val="single" w:sz="2" w:space="0" w:color="000000"/>
@@ -1055,41 +1051,6 @@
               <w:end w:val="single" w:sz="2" w:space="0" w:color="000000"/>
             </w:tcBorders>
             <w:shd w:fill="EBDEF1" w:val="clear"/>
-          </w:tcPr>
-          <w:p>
-            <w:pPr>
-              <w:pStyle w:val="Style15"/>
-              <w:snapToGrid w:val="false"/>
-              <w:jc w:val="center"/>
-              <w:rPr>
-                <w:rFonts w:ascii="맑은 고딕" w:hAnsi="맑은 고딕" w:eastAsia="맑은 고딕" w:cs="맑은 고딕"/>
-                <w:b/>
-                <w:bCs/>
-                <w:sz w:val="18"/>
-                <w:szCs w:val="18"/>
-              </w:rPr>
-            </w:pPr>
-            <w:r>
-              <w:rPr>
-                <w:rFonts w:eastAsia="맑은 고딕" w:cs="맑은 고딕" w:ascii="맑은 고딕" w:hAnsi="맑은 고딕"/>
-                <w:b/>
-                <w:bCs/>
-                <w:sz w:val="18"/>
-                <w:szCs w:val="18"/>
-              </w:rPr>
-            </w:r>
-          </w:p>
-        </w:tc>
-        <w:tc>
-          <w:tcPr>
-            <w:tcW w:w="911" w:type="dxa"/>
-            <w:tcBorders>
-              <w:top w:val="single" w:sz="2" w:space="0" w:color="000000"/>
-              <w:start w:val="single" w:sz="2" w:space="0" w:color="000000"/>
-              <w:bottom w:val="single" w:sz="2" w:space="0" w:color="000000"/>
-              <w:end w:val="single" w:sz="2" w:space="0" w:color="000000"/>
-            </w:tcBorders>
-            <w:shd w:fill="DFE6F7" w:val="clear"/>
           </w:tcPr>
           <w:p>
             <w:pPr>
@@ -1339,7 +1300,6 @@
         <w:tc>
           <w:tcPr>
             <w:tcW w:w="1821" w:type="dxa"/>
-            <w:gridSpan w:val="2"/>
             <w:tcBorders>
               <w:top w:val="single" w:sz="2" w:space="0" w:color="000000"/>
               <w:start w:val="single" w:sz="2" w:space="0" w:color="000000"/>
@@ -1535,7 +1495,7 @@
         <w:tc>
           <w:tcPr>
             <w:tcW w:w="8827" w:type="dxa"/>
-            <w:gridSpan w:val="6"/>
+            <w:gridSpan w:val="5"/>
             <w:tcBorders>
               <w:top w:val="single" w:sz="2" w:space="0" w:color="000000"/>
               <w:start w:val="single" w:sz="2" w:space="0" w:color="000000"/>
@@ -1669,7 +1629,6 @@
         <w:tc>
           <w:tcPr>
             <w:tcW w:w="1821" w:type="dxa"/>
-            <w:gridSpan w:val="2"/>
             <w:tcBorders>
               <w:top w:val="single" w:sz="2" w:space="0" w:color="000000"/>
               <w:start w:val="single" w:sz="2" w:space="0" w:color="000000"/>
@@ -1908,7 +1867,6 @@
         <w:tc>
           <w:tcPr>
             <w:tcW w:w="1821" w:type="dxa"/>
-            <w:gridSpan w:val="2"/>
             <w:tcBorders>
               <w:top w:val="single" w:sz="2" w:space="0" w:color="000000"/>
               <w:start w:val="single" w:sz="2" w:space="0" w:color="000000"/>
@@ -2146,7 +2104,7 @@
         </w:tc>
         <w:tc>
           <w:tcPr>
-            <w:tcW w:w="910" w:type="dxa"/>
+            <w:tcW w:w="1821" w:type="dxa"/>
             <w:tcBorders>
               <w:top w:val="single" w:sz="2" w:space="0" w:color="000000"/>
               <w:start w:val="single" w:sz="2" w:space="0" w:color="000000"/>
@@ -2154,41 +2112,6 @@
               <w:end w:val="single" w:sz="2" w:space="0" w:color="000000"/>
             </w:tcBorders>
             <w:shd w:fill="EBDEF1" w:val="clear"/>
-          </w:tcPr>
-          <w:p>
-            <w:pPr>
-              <w:pStyle w:val="Style15"/>
-              <w:snapToGrid w:val="false"/>
-              <w:jc w:val="center"/>
-              <w:rPr>
-                <w:rFonts w:ascii="맑은 고딕" w:hAnsi="맑은 고딕" w:eastAsia="맑은 고딕" w:cs="맑은 고딕"/>
-                <w:b/>
-                <w:bCs/>
-                <w:sz w:val="18"/>
-                <w:szCs w:val="18"/>
-              </w:rPr>
-            </w:pPr>
-            <w:r>
-              <w:rPr>
-                <w:rFonts w:eastAsia="맑은 고딕" w:cs="맑은 고딕" w:ascii="맑은 고딕" w:hAnsi="맑은 고딕"/>
-                <w:b/>
-                <w:bCs/>
-                <w:sz w:val="18"/>
-                <w:szCs w:val="18"/>
-              </w:rPr>
-            </w:r>
-          </w:p>
-        </w:tc>
-        <w:tc>
-          <w:tcPr>
-            <w:tcW w:w="911" w:type="dxa"/>
-            <w:tcBorders>
-              <w:top w:val="single" w:sz="2" w:space="0" w:color="000000"/>
-              <w:start w:val="single" w:sz="2" w:space="0" w:color="000000"/>
-              <w:bottom w:val="single" w:sz="8" w:space="0" w:color="000000"/>
-              <w:end w:val="single" w:sz="2" w:space="0" w:color="000000"/>
-            </w:tcBorders>
-            <w:shd w:fill="DFE6F7" w:val="clear"/>
           </w:tcPr>
           <w:p>
             <w:pPr>
